--- a/docs/experiments/V17_RUNTIME_MATRIX/office_out/docs/minutes_评审会.docx
+++ b/docs/experiments/V17_RUNTIME_MATRIX/office_out/docs/minutes_评审会.docx
@@ -17,7 +17,7 @@
     </w:p>
     <w:p>
       <w:r>
-        <w:t>参会人：王强、张伟、李娜</w:t>
+        <w:t>参会人：张伟、刘洋、陈静</w:t>
       </w:r>
     </w:p>
     <w:p>
@@ -35,17 +35,7 @@
     </w:p>
     <w:p>
       <w:r>
-        <w:t>1. 赵磊：跟进第 1 项遗留问题，期限 2026-09-18。</w:t>
-      </w:r>
-    </w:p>
-    <w:p>
-      <w:r>
-        <w:t>2. 王强：跟进第 2 项遗留问题，期限 2026-09-19。</w:t>
-      </w:r>
-    </w:p>
-    <w:p>
-      <w:r>
-        <w:t>3. 陈静：跟进第 3 项遗留问题，期限 2026-09-20。</w:t>
+        <w:t>1. 王强：跟进第 1 项遗留问题，期限 2026-09-18。</w:t>
       </w:r>
     </w:p>
     <w:p>
